--- a/Notes + tests.docx
+++ b/Notes + tests.docx
@@ -2393,6 +2393,31 @@
         </w:rPr>
         <w:t> »</w:t>
       </w:r>
+      <w:r>
+        <w:rPr>
+          <w:rFonts w:asciiTheme="minorHAnsi" w:hAnsiTheme="minorHAnsi"/>
+        </w:rPr>
+        <w:t xml:space="preserve"> </w:t>
+      </w:r>
+      <w:r>
+        <w:rPr>
+          <w:rFonts w:asciiTheme="minorHAnsi" w:hAnsiTheme="minorHAnsi"/>
+        </w:rPr>
+        <w:sym w:font="Wingdings" w:char="F0E0"/>
+      </w:r>
+      <w:r>
+        <w:rPr>
+          <w:rFonts w:asciiTheme="minorHAnsi" w:hAnsiTheme="minorHAnsi"/>
+        </w:rPr>
+        <w:t xml:space="preserve"> </w:t>
+      </w:r>
+      <w:r>
+        <w:rPr>
+          <w:rFonts w:asciiTheme="minorHAnsi" w:hAnsiTheme="minorHAnsi"/>
+          <w:highlight w:val="green"/>
+        </w:rPr>
+        <w:t>Test Validé</w:t>
+      </w:r>
     </w:p>
     <w:p>
       <w:pPr>
@@ -2431,6 +2456,31 @@
         </w:rPr>
         <w:t>Admin crée une demande en statut « Draft »</w:t>
       </w:r>
+      <w:r>
+        <w:rPr>
+          <w:rFonts w:asciiTheme="minorHAnsi" w:hAnsiTheme="minorHAnsi"/>
+        </w:rPr>
+        <w:t xml:space="preserve"> </w:t>
+      </w:r>
+      <w:r>
+        <w:rPr>
+          <w:rFonts w:asciiTheme="minorHAnsi" w:hAnsiTheme="minorHAnsi"/>
+        </w:rPr>
+        <w:sym w:font="Wingdings" w:char="F0E0"/>
+      </w:r>
+      <w:r>
+        <w:rPr>
+          <w:rFonts w:asciiTheme="minorHAnsi" w:hAnsiTheme="minorHAnsi"/>
+        </w:rPr>
+        <w:t xml:space="preserve"> </w:t>
+      </w:r>
+      <w:r>
+        <w:rPr>
+          <w:rFonts w:asciiTheme="minorHAnsi" w:hAnsiTheme="minorHAnsi"/>
+          <w:highlight w:val="green"/>
+        </w:rPr>
+        <w:t>Test Validé</w:t>
+      </w:r>
     </w:p>
     <w:p>
       <w:pPr>
@@ -2467,7 +2517,13 @@
         <w:rPr>
           <w:rFonts w:asciiTheme="minorHAnsi" w:hAnsiTheme="minorHAnsi"/>
         </w:rPr>
-        <w:t>Utilisateur crée une demande en statut « </w:t>
+        <w:t>Client</w:t>
+      </w:r>
+      <w:r>
+        <w:rPr>
+          <w:rFonts w:asciiTheme="minorHAnsi" w:hAnsiTheme="minorHAnsi"/>
+        </w:rPr>
+        <w:t xml:space="preserve"> crée une demande en statut « </w:t>
       </w:r>
       <w:proofErr w:type="spellStart"/>
       <w:r>
@@ -2482,6 +2538,31 @@
           <w:rFonts w:asciiTheme="minorHAnsi" w:hAnsiTheme="minorHAnsi"/>
         </w:rPr>
         <w:t> »</w:t>
+      </w:r>
+      <w:r>
+        <w:rPr>
+          <w:rFonts w:asciiTheme="minorHAnsi" w:hAnsiTheme="minorHAnsi"/>
+        </w:rPr>
+        <w:t xml:space="preserve"> </w:t>
+      </w:r>
+      <w:r>
+        <w:rPr>
+          <w:rFonts w:asciiTheme="minorHAnsi" w:hAnsiTheme="minorHAnsi"/>
+        </w:rPr>
+        <w:sym w:font="Wingdings" w:char="F0E0"/>
+      </w:r>
+      <w:r>
+        <w:rPr>
+          <w:rFonts w:asciiTheme="minorHAnsi" w:hAnsiTheme="minorHAnsi"/>
+        </w:rPr>
+        <w:t xml:space="preserve"> </w:t>
+      </w:r>
+      <w:r>
+        <w:rPr>
+          <w:rFonts w:asciiTheme="minorHAnsi" w:hAnsiTheme="minorHAnsi"/>
+          <w:highlight w:val="green"/>
+        </w:rPr>
+        <w:t>Test Validé</w:t>
       </w:r>
     </w:p>
     <w:p>
@@ -2519,7 +2600,38 @@
         <w:rPr>
           <w:rFonts w:asciiTheme="minorHAnsi" w:hAnsiTheme="minorHAnsi"/>
         </w:rPr>
-        <w:t>Utilisateur crée une demande en statut « Draft »</w:t>
+        <w:t xml:space="preserve">Client </w:t>
+      </w:r>
+      <w:r>
+        <w:rPr>
+          <w:rFonts w:asciiTheme="minorHAnsi" w:hAnsiTheme="minorHAnsi"/>
+        </w:rPr>
+        <w:t>crée une demande en statut « Draft »</w:t>
+      </w:r>
+      <w:r>
+        <w:rPr>
+          <w:rFonts w:asciiTheme="minorHAnsi" w:hAnsiTheme="minorHAnsi"/>
+        </w:rPr>
+        <w:t xml:space="preserve"> </w:t>
+      </w:r>
+      <w:r>
+        <w:rPr>
+          <w:rFonts w:asciiTheme="minorHAnsi" w:hAnsiTheme="minorHAnsi"/>
+        </w:rPr>
+        <w:sym w:font="Wingdings" w:char="F0E0"/>
+      </w:r>
+      <w:r>
+        <w:rPr>
+          <w:rFonts w:asciiTheme="minorHAnsi" w:hAnsiTheme="minorHAnsi"/>
+        </w:rPr>
+        <w:t xml:space="preserve"> </w:t>
+      </w:r>
+      <w:r>
+        <w:rPr>
+          <w:rFonts w:asciiTheme="minorHAnsi" w:hAnsiTheme="minorHAnsi"/>
+          <w:highlight w:val="green"/>
+        </w:rPr>
+        <w:t>Test Validé</w:t>
       </w:r>
     </w:p>
     <w:p>
@@ -2557,13 +2669,7 @@
         <w:rPr>
           <w:rFonts w:asciiTheme="minorHAnsi" w:hAnsiTheme="minorHAnsi"/>
         </w:rPr>
-        <w:t xml:space="preserve">Réceptionniste </w:t>
-      </w:r>
-      <w:r>
-        <w:rPr>
-          <w:rFonts w:asciiTheme="minorHAnsi" w:hAnsiTheme="minorHAnsi"/>
-        </w:rPr>
-        <w:t>crée une demande en statut « </w:t>
+        <w:t>Réceptionniste crée une demande en statut « </w:t>
       </w:r>
       <w:proofErr w:type="spellStart"/>
       <w:r>
@@ -2578,6 +2684,38 @@
           <w:rFonts w:asciiTheme="minorHAnsi" w:hAnsiTheme="minorHAnsi"/>
         </w:rPr>
         <w:t> »</w:t>
+      </w:r>
+      <w:r>
+        <w:rPr>
+          <w:rFonts w:asciiTheme="minorHAnsi" w:hAnsiTheme="minorHAnsi"/>
+        </w:rPr>
+        <w:t xml:space="preserve"> </w:t>
+      </w:r>
+      <w:r>
+        <w:rPr>
+          <w:rFonts w:asciiTheme="minorHAnsi" w:hAnsiTheme="minorHAnsi"/>
+        </w:rPr>
+        <w:sym w:font="Wingdings" w:char="F0E0"/>
+      </w:r>
+      <w:r>
+        <w:rPr>
+          <w:rFonts w:asciiTheme="minorHAnsi" w:hAnsiTheme="minorHAnsi"/>
+        </w:rPr>
+        <w:t xml:space="preserve"> </w:t>
+      </w:r>
+      <w:r>
+        <w:rPr>
+          <w:rFonts w:asciiTheme="minorHAnsi" w:hAnsiTheme="minorHAnsi"/>
+          <w:highlight w:val="green"/>
+        </w:rPr>
+        <w:t>Test Validé</w:t>
+      </w:r>
+      <w:r>
+        <w:rPr>
+          <w:rFonts w:asciiTheme="minorHAnsi" w:hAnsiTheme="minorHAnsi"/>
+          <w:highlight w:val="yellow"/>
+        </w:rPr>
+        <w:t xml:space="preserve"> </w:t>
       </w:r>
     </w:p>
     <w:p>
@@ -2589,27 +2727,15 @@
         </w:numPr>
         <w:rPr>
           <w:rFonts w:asciiTheme="minorHAnsi" w:hAnsiTheme="minorHAnsi"/>
-        </w:rPr>
-      </w:pPr>
-      <w:r>
-        <w:rPr>
-          <w:rFonts w:asciiTheme="minorHAnsi" w:hAnsiTheme="minorHAnsi"/>
-          <w:highlight w:val="green"/>
-        </w:rPr>
-        <w:t>Valide si considéré comme client</w:t>
-      </w:r>
-      <w:r>
-        <w:rPr>
-          <w:rFonts w:asciiTheme="minorHAnsi" w:hAnsiTheme="minorHAnsi"/>
-        </w:rPr>
-        <w:t xml:space="preserve">, </w:t>
-      </w:r>
-      <w:r>
-        <w:rPr>
-          <w:rFonts w:asciiTheme="minorHAnsi" w:hAnsiTheme="minorHAnsi"/>
           <w:highlight w:val="red"/>
         </w:rPr>
-        <w:t>invalide sinon</w:t>
+      </w:pPr>
+      <w:r>
+        <w:rPr>
+          <w:rFonts w:asciiTheme="minorHAnsi" w:hAnsiTheme="minorHAnsi"/>
+          <w:highlight w:val="red"/>
+        </w:rPr>
+        <w:t>invalide</w:t>
       </w:r>
     </w:p>
     <w:p>
@@ -2627,19 +2753,39 @@
         <w:rPr>
           <w:rFonts w:asciiTheme="minorHAnsi" w:hAnsiTheme="minorHAnsi"/>
         </w:rPr>
-        <w:t>Réceptionniste crée une demande en statut «</w:t>
-      </w:r>
-      <w:r>
-        <w:rPr>
-          <w:rFonts w:asciiTheme="minorHAnsi" w:hAnsiTheme="minorHAnsi"/>
-        </w:rPr>
-        <w:t xml:space="preserve"> Draft</w:t>
-      </w:r>
-      <w:r>
-        <w:rPr>
-          <w:rFonts w:asciiTheme="minorHAnsi" w:hAnsiTheme="minorHAnsi"/>
-        </w:rPr>
-        <w:t> »</w:t>
+        <w:t>Réceptionniste crée une demande en statut « Draft »</w:t>
+      </w:r>
+      <w:r>
+        <w:rPr>
+          <w:rFonts w:asciiTheme="minorHAnsi" w:hAnsiTheme="minorHAnsi"/>
+        </w:rPr>
+        <w:t xml:space="preserve"> </w:t>
+      </w:r>
+      <w:r>
+        <w:rPr>
+          <w:rFonts w:asciiTheme="minorHAnsi" w:hAnsiTheme="minorHAnsi"/>
+        </w:rPr>
+        <w:sym w:font="Wingdings" w:char="F0E0"/>
+      </w:r>
+      <w:r>
+        <w:rPr>
+          <w:rFonts w:asciiTheme="minorHAnsi" w:hAnsiTheme="minorHAnsi"/>
+        </w:rPr>
+        <w:t xml:space="preserve"> </w:t>
+      </w:r>
+      <w:r>
+        <w:rPr>
+          <w:rFonts w:asciiTheme="minorHAnsi" w:hAnsiTheme="minorHAnsi"/>
+          <w:highlight w:val="green"/>
+        </w:rPr>
+        <w:t>Test Validé</w:t>
+      </w:r>
+      <w:r>
+        <w:rPr>
+          <w:rFonts w:asciiTheme="minorHAnsi" w:hAnsiTheme="minorHAnsi"/>
+          <w:highlight w:val="yellow"/>
+        </w:rPr>
+        <w:t xml:space="preserve"> </w:t>
       </w:r>
     </w:p>
     <w:p>
@@ -2651,27 +2797,15 @@
         </w:numPr>
         <w:rPr>
           <w:rFonts w:asciiTheme="minorHAnsi" w:hAnsiTheme="minorHAnsi"/>
-        </w:rPr>
-      </w:pPr>
-      <w:r>
-        <w:rPr>
-          <w:rFonts w:asciiTheme="minorHAnsi" w:hAnsiTheme="minorHAnsi"/>
-          <w:highlight w:val="green"/>
-        </w:rPr>
-        <w:t>Valide si considéré comme client</w:t>
-      </w:r>
-      <w:r>
-        <w:rPr>
-          <w:rFonts w:asciiTheme="minorHAnsi" w:hAnsiTheme="minorHAnsi"/>
-        </w:rPr>
-        <w:t xml:space="preserve">, </w:t>
-      </w:r>
-      <w:r>
-        <w:rPr>
-          <w:rFonts w:asciiTheme="minorHAnsi" w:hAnsiTheme="minorHAnsi"/>
           <w:highlight w:val="red"/>
         </w:rPr>
-        <w:t>invalide sinon</w:t>
+      </w:pPr>
+      <w:r>
+        <w:rPr>
+          <w:rFonts w:asciiTheme="minorHAnsi" w:hAnsiTheme="minorHAnsi"/>
+          <w:highlight w:val="red"/>
+        </w:rPr>
+        <w:t>invalide</w:t>
       </w:r>
     </w:p>
     <w:p>
@@ -2711,6 +2845,38 @@
         </w:rPr>
         <w:t> »</w:t>
       </w:r>
+      <w:r>
+        <w:rPr>
+          <w:rFonts w:asciiTheme="minorHAnsi" w:hAnsiTheme="minorHAnsi"/>
+        </w:rPr>
+        <w:t xml:space="preserve"> </w:t>
+      </w:r>
+      <w:r>
+        <w:rPr>
+          <w:rFonts w:asciiTheme="minorHAnsi" w:hAnsiTheme="minorHAnsi"/>
+        </w:rPr>
+        <w:sym w:font="Wingdings" w:char="F0E0"/>
+      </w:r>
+      <w:r>
+        <w:rPr>
+          <w:rFonts w:asciiTheme="minorHAnsi" w:hAnsiTheme="minorHAnsi"/>
+        </w:rPr>
+        <w:t xml:space="preserve"> </w:t>
+      </w:r>
+      <w:r>
+        <w:rPr>
+          <w:rFonts w:asciiTheme="minorHAnsi" w:hAnsiTheme="minorHAnsi"/>
+          <w:highlight w:val="green"/>
+        </w:rPr>
+        <w:t>Test Validé</w:t>
+      </w:r>
+      <w:r>
+        <w:rPr>
+          <w:rFonts w:asciiTheme="minorHAnsi" w:hAnsiTheme="minorHAnsi"/>
+          <w:highlight w:val="yellow"/>
+        </w:rPr>
+        <w:t xml:space="preserve"> </w:t>
+      </w:r>
     </w:p>
     <w:p>
       <w:pPr>
@@ -2721,27 +2887,15 @@
         </w:numPr>
         <w:rPr>
           <w:rFonts w:asciiTheme="minorHAnsi" w:hAnsiTheme="minorHAnsi"/>
-        </w:rPr>
-      </w:pPr>
-      <w:r>
-        <w:rPr>
-          <w:rFonts w:asciiTheme="minorHAnsi" w:hAnsiTheme="minorHAnsi"/>
-          <w:highlight w:val="green"/>
-        </w:rPr>
-        <w:t>Valide si considéré comme client</w:t>
-      </w:r>
-      <w:r>
-        <w:rPr>
-          <w:rFonts w:asciiTheme="minorHAnsi" w:hAnsiTheme="minorHAnsi"/>
-        </w:rPr>
-        <w:t xml:space="preserve">, </w:t>
-      </w:r>
-      <w:r>
-        <w:rPr>
-          <w:rFonts w:asciiTheme="minorHAnsi" w:hAnsiTheme="minorHAnsi"/>
           <w:highlight w:val="red"/>
         </w:rPr>
-        <w:t>invalide sinon</w:t>
+      </w:pPr>
+      <w:r>
+        <w:rPr>
+          <w:rFonts w:asciiTheme="minorHAnsi" w:hAnsiTheme="minorHAnsi"/>
+          <w:highlight w:val="red"/>
+        </w:rPr>
+        <w:t>invalide</w:t>
       </w:r>
     </w:p>
     <w:p>
@@ -2779,6 +2933,38 @@
         </w:rPr>
         <w:t> »</w:t>
       </w:r>
+      <w:r>
+        <w:rPr>
+          <w:rFonts w:asciiTheme="minorHAnsi" w:hAnsiTheme="minorHAnsi"/>
+        </w:rPr>
+        <w:t xml:space="preserve"> </w:t>
+      </w:r>
+      <w:r>
+        <w:rPr>
+          <w:rFonts w:asciiTheme="minorHAnsi" w:hAnsiTheme="minorHAnsi"/>
+        </w:rPr>
+        <w:sym w:font="Wingdings" w:char="F0E0"/>
+      </w:r>
+      <w:r>
+        <w:rPr>
+          <w:rFonts w:asciiTheme="minorHAnsi" w:hAnsiTheme="minorHAnsi"/>
+        </w:rPr>
+        <w:t xml:space="preserve"> </w:t>
+      </w:r>
+      <w:r>
+        <w:rPr>
+          <w:rFonts w:asciiTheme="minorHAnsi" w:hAnsiTheme="minorHAnsi"/>
+          <w:highlight w:val="green"/>
+        </w:rPr>
+        <w:t>Test Validé</w:t>
+      </w:r>
+      <w:r>
+        <w:rPr>
+          <w:rFonts w:asciiTheme="minorHAnsi" w:hAnsiTheme="minorHAnsi"/>
+          <w:highlight w:val="yellow"/>
+        </w:rPr>
+        <w:t xml:space="preserve"> </w:t>
+      </w:r>
     </w:p>
     <w:p>
       <w:pPr>
@@ -2789,27 +2975,15 @@
         </w:numPr>
         <w:rPr>
           <w:rFonts w:asciiTheme="minorHAnsi" w:hAnsiTheme="minorHAnsi"/>
-        </w:rPr>
-      </w:pPr>
-      <w:r>
-        <w:rPr>
-          <w:rFonts w:asciiTheme="minorHAnsi" w:hAnsiTheme="minorHAnsi"/>
-          <w:highlight w:val="green"/>
-        </w:rPr>
-        <w:t>Valide si considéré comme client</w:t>
-      </w:r>
-      <w:r>
-        <w:rPr>
-          <w:rFonts w:asciiTheme="minorHAnsi" w:hAnsiTheme="minorHAnsi"/>
-        </w:rPr>
-        <w:t xml:space="preserve">, </w:t>
-      </w:r>
-      <w:r>
-        <w:rPr>
-          <w:rFonts w:asciiTheme="minorHAnsi" w:hAnsiTheme="minorHAnsi"/>
           <w:highlight w:val="red"/>
         </w:rPr>
-        <w:t>invalide sinon</w:t>
+      </w:pPr>
+      <w:r>
+        <w:rPr>
+          <w:rFonts w:asciiTheme="minorHAnsi" w:hAnsiTheme="minorHAnsi"/>
+          <w:highlight w:val="red"/>
+        </w:rPr>
+        <w:t>invalide</w:t>
       </w:r>
     </w:p>
     <w:p>
@@ -2857,6 +3031,38 @@
         </w:rPr>
         <w:t> »</w:t>
       </w:r>
+      <w:r>
+        <w:rPr>
+          <w:rFonts w:asciiTheme="minorHAnsi" w:hAnsiTheme="minorHAnsi"/>
+        </w:rPr>
+        <w:t xml:space="preserve"> </w:t>
+      </w:r>
+      <w:r>
+        <w:rPr>
+          <w:rFonts w:asciiTheme="minorHAnsi" w:hAnsiTheme="minorHAnsi"/>
+        </w:rPr>
+        <w:sym w:font="Wingdings" w:char="F0E0"/>
+      </w:r>
+      <w:r>
+        <w:rPr>
+          <w:rFonts w:asciiTheme="minorHAnsi" w:hAnsiTheme="minorHAnsi"/>
+        </w:rPr>
+        <w:t xml:space="preserve"> </w:t>
+      </w:r>
+      <w:r>
+        <w:rPr>
+          <w:rFonts w:asciiTheme="minorHAnsi" w:hAnsiTheme="minorHAnsi"/>
+          <w:highlight w:val="green"/>
+        </w:rPr>
+        <w:t>Test Validé</w:t>
+      </w:r>
+      <w:r>
+        <w:rPr>
+          <w:rFonts w:asciiTheme="minorHAnsi" w:hAnsiTheme="minorHAnsi"/>
+          <w:highlight w:val="yellow"/>
+        </w:rPr>
+        <w:t xml:space="preserve"> </w:t>
+      </w:r>
     </w:p>
     <w:p>
       <w:pPr>
@@ -2867,27 +3073,15 @@
         </w:numPr>
         <w:rPr>
           <w:rFonts w:asciiTheme="minorHAnsi" w:hAnsiTheme="minorHAnsi"/>
-        </w:rPr>
-      </w:pPr>
-      <w:r>
-        <w:rPr>
-          <w:rFonts w:asciiTheme="minorHAnsi" w:hAnsiTheme="minorHAnsi"/>
-          <w:highlight w:val="green"/>
-        </w:rPr>
-        <w:t>Valide si considéré comme client</w:t>
-      </w:r>
-      <w:r>
-        <w:rPr>
-          <w:rFonts w:asciiTheme="minorHAnsi" w:hAnsiTheme="minorHAnsi"/>
-        </w:rPr>
-        <w:t xml:space="preserve">, </w:t>
-      </w:r>
-      <w:r>
-        <w:rPr>
-          <w:rFonts w:asciiTheme="minorHAnsi" w:hAnsiTheme="minorHAnsi"/>
           <w:highlight w:val="red"/>
         </w:rPr>
-        <w:t>invalide sinon</w:t>
+      </w:pPr>
+      <w:r>
+        <w:rPr>
+          <w:rFonts w:asciiTheme="minorHAnsi" w:hAnsiTheme="minorHAnsi"/>
+          <w:highlight w:val="red"/>
+        </w:rPr>
+        <w:t>invalide</w:t>
       </w:r>
     </w:p>
     <w:p>
@@ -2913,25 +3107,39 @@
         <w:rPr>
           <w:rFonts w:asciiTheme="minorHAnsi" w:hAnsiTheme="minorHAnsi"/>
         </w:rPr>
+        <w:t xml:space="preserve"> crée une demande en statut « Draft »</w:t>
+      </w:r>
+      <w:r>
+        <w:rPr>
+          <w:rFonts w:asciiTheme="minorHAnsi" w:hAnsiTheme="minorHAnsi"/>
+        </w:rPr>
         <w:t xml:space="preserve"> </w:t>
       </w:r>
       <w:r>
         <w:rPr>
           <w:rFonts w:asciiTheme="minorHAnsi" w:hAnsiTheme="minorHAnsi"/>
         </w:rPr>
-        <w:t>crée une demande en statut «</w:t>
-      </w:r>
-      <w:r>
-        <w:rPr>
-          <w:rFonts w:asciiTheme="minorHAnsi" w:hAnsiTheme="minorHAnsi"/>
-        </w:rPr>
-        <w:t xml:space="preserve"> Draft</w:t>
-      </w:r>
-      <w:r>
-        <w:rPr>
-          <w:rFonts w:asciiTheme="minorHAnsi" w:hAnsiTheme="minorHAnsi"/>
-        </w:rPr>
-        <w:t> »</w:t>
+        <w:sym w:font="Wingdings" w:char="F0E0"/>
+      </w:r>
+      <w:r>
+        <w:rPr>
+          <w:rFonts w:asciiTheme="minorHAnsi" w:hAnsiTheme="minorHAnsi"/>
+        </w:rPr>
+        <w:t xml:space="preserve"> </w:t>
+      </w:r>
+      <w:r>
+        <w:rPr>
+          <w:rFonts w:asciiTheme="minorHAnsi" w:hAnsiTheme="minorHAnsi"/>
+          <w:highlight w:val="green"/>
+        </w:rPr>
+        <w:t>Test Validé</w:t>
+      </w:r>
+      <w:r>
+        <w:rPr>
+          <w:rFonts w:asciiTheme="minorHAnsi" w:hAnsiTheme="minorHAnsi"/>
+          <w:highlight w:val="yellow"/>
+        </w:rPr>
+        <w:t xml:space="preserve"> </w:t>
       </w:r>
     </w:p>
     <w:p>
@@ -2943,27 +3151,15 @@
         </w:numPr>
         <w:rPr>
           <w:rFonts w:asciiTheme="minorHAnsi" w:hAnsiTheme="minorHAnsi"/>
-        </w:rPr>
-      </w:pPr>
-      <w:r>
-        <w:rPr>
-          <w:rFonts w:asciiTheme="minorHAnsi" w:hAnsiTheme="minorHAnsi"/>
-          <w:highlight w:val="green"/>
-        </w:rPr>
-        <w:t>Valide si considéré comme client</w:t>
-      </w:r>
-      <w:r>
-        <w:rPr>
-          <w:rFonts w:asciiTheme="minorHAnsi" w:hAnsiTheme="minorHAnsi"/>
-        </w:rPr>
-        <w:t xml:space="preserve">, </w:t>
-      </w:r>
-      <w:r>
-        <w:rPr>
-          <w:rFonts w:asciiTheme="minorHAnsi" w:hAnsiTheme="minorHAnsi"/>
           <w:highlight w:val="red"/>
         </w:rPr>
-        <w:t>invalide sinon</w:t>
+      </w:pPr>
+      <w:r>
+        <w:rPr>
+          <w:rFonts w:asciiTheme="minorHAnsi" w:hAnsiTheme="minorHAnsi"/>
+          <w:highlight w:val="red"/>
+        </w:rPr>
+        <w:t>invalide</w:t>
       </w:r>
     </w:p>
     <w:p>
@@ -3020,10 +3216,7 @@
         </w:numPr>
       </w:pPr>
       <w:r>
-        <w:t xml:space="preserve">Admin </w:t>
-      </w:r>
-      <w:r>
-        <w:t xml:space="preserve">essaye de </w:t>
+        <w:t xml:space="preserve">Admin essaye de </w:t>
       </w:r>
       <w:proofErr w:type="spellStart"/>
       <w:r>
@@ -3069,10 +3262,7 @@
         </w:numPr>
       </w:pPr>
       <w:r>
-        <w:t xml:space="preserve">Admin </w:t>
-      </w:r>
-      <w:r>
-        <w:t xml:space="preserve">essaye de </w:t>
+        <w:t xml:space="preserve">Admin essaye de </w:t>
       </w:r>
       <w:proofErr w:type="spellStart"/>
       <w:r>
@@ -3110,10 +3300,7 @@
         </w:numPr>
       </w:pPr>
       <w:r>
-        <w:t xml:space="preserve">Client </w:t>
-      </w:r>
-      <w:r>
-        <w:t xml:space="preserve">essaye de </w:t>
+        <w:t xml:space="preserve">Client essaye de </w:t>
       </w:r>
       <w:proofErr w:type="spellStart"/>
       <w:r>
@@ -3136,7 +3323,19 @@
         <w:rPr>
           <w:highlight w:val="green"/>
         </w:rPr>
-        <w:t>Valide si c’est le créateur de la demande</w:t>
+        <w:t xml:space="preserve">Valide </w:t>
+      </w:r>
+      <w:r>
+        <w:rPr>
+          <w:highlight w:val="green"/>
+        </w:rPr>
+        <w:t xml:space="preserve">seulement </w:t>
+      </w:r>
+      <w:r>
+        <w:rPr>
+          <w:highlight w:val="green"/>
+        </w:rPr>
+        <w:t>si c’est le créateur de la demande</w:t>
       </w:r>
       <w:r>
         <w:t xml:space="preserve">, </w:t>
@@ -3157,10 +3356,7 @@
         </w:numPr>
       </w:pPr>
       <w:r>
-        <w:t xml:space="preserve">Réceptionniste </w:t>
-      </w:r>
-      <w:r>
-        <w:t xml:space="preserve">essaye de </w:t>
+        <w:t xml:space="preserve">Réceptionniste essaye de </w:t>
       </w:r>
       <w:proofErr w:type="spellStart"/>
       <w:r>
@@ -3183,7 +3379,19 @@
         <w:rPr>
           <w:highlight w:val="green"/>
         </w:rPr>
-        <w:t>Valide si c’est le créateur de la demande</w:t>
+        <w:t xml:space="preserve">Valide </w:t>
+      </w:r>
+      <w:r>
+        <w:rPr>
+          <w:highlight w:val="green"/>
+        </w:rPr>
+        <w:t xml:space="preserve">seulement </w:t>
+      </w:r>
+      <w:r>
+        <w:rPr>
+          <w:highlight w:val="green"/>
+        </w:rPr>
+        <w:t>si c’est le créateur de la demande</w:t>
       </w:r>
       <w:r>
         <w:t xml:space="preserve">, </w:t>
@@ -3204,10 +3412,7 @@
         </w:numPr>
       </w:pPr>
       <w:r>
-        <w:t xml:space="preserve">Laborantin </w:t>
-      </w:r>
-      <w:r>
-        <w:t xml:space="preserve">essaye de </w:t>
+        <w:t xml:space="preserve">Laborantin essaye de </w:t>
       </w:r>
       <w:proofErr w:type="spellStart"/>
       <w:r>
@@ -3230,7 +3435,19 @@
         <w:rPr>
           <w:highlight w:val="green"/>
         </w:rPr>
-        <w:t>Valide si c’est le créateur de la demande</w:t>
+        <w:t xml:space="preserve">Valide </w:t>
+      </w:r>
+      <w:r>
+        <w:rPr>
+          <w:highlight w:val="green"/>
+        </w:rPr>
+        <w:t xml:space="preserve">seulement </w:t>
+      </w:r>
+      <w:r>
+        <w:rPr>
+          <w:highlight w:val="green"/>
+        </w:rPr>
+        <w:t>si c’est le créateur de la demande</w:t>
       </w:r>
       <w:r>
         <w:t xml:space="preserve">, </w:t>
@@ -3251,10 +3468,7 @@
         </w:numPr>
       </w:pPr>
       <w:r>
-        <w:t xml:space="preserve">Chef de labo </w:t>
-      </w:r>
-      <w:r>
-        <w:t xml:space="preserve">essaye de </w:t>
+        <w:t xml:space="preserve">Chef de labo essaye de </w:t>
       </w:r>
       <w:proofErr w:type="spellStart"/>
       <w:r>
@@ -3277,7 +3491,26 @@
         <w:rPr>
           <w:highlight w:val="green"/>
         </w:rPr>
-        <w:t>Valide si c’est le créateur de la demande</w:t>
+        <w:lastRenderedPageBreak/>
+        <w:t>Valide</w:t>
+      </w:r>
+      <w:r>
+        <w:rPr>
+          <w:highlight w:val="green"/>
+        </w:rPr>
+        <w:t xml:space="preserve"> </w:t>
+      </w:r>
+      <w:r>
+        <w:rPr>
+          <w:highlight w:val="green"/>
+        </w:rPr>
+        <w:t>seulement</w:t>
+      </w:r>
+      <w:r>
+        <w:rPr>
+          <w:highlight w:val="green"/>
+        </w:rPr>
+        <w:t xml:space="preserve"> si c’est le créateur de la demande</w:t>
       </w:r>
       <w:r>
         <w:t xml:space="preserve">, </w:t>
@@ -3328,7 +3561,6 @@
         <w:rPr>
           <w:rFonts w:asciiTheme="minorHAnsi" w:hAnsiTheme="minorHAnsi"/>
         </w:rPr>
-        <w:lastRenderedPageBreak/>
         <w:t>Login Réceptionniste (Sarra) → réceptionner → assigner à Karim</w:t>
       </w:r>
     </w:p>
@@ -3374,10 +3606,7 @@
         </w:numPr>
       </w:pPr>
       <w:r>
-        <w:t>Admin</w:t>
-      </w:r>
-      <w:r>
-        <w:t xml:space="preserve"> réceptionne une demande d’analyse</w:t>
+        <w:t>Admin réceptionne une demande d’analyse</w:t>
       </w:r>
       <w:r>
         <w:t xml:space="preserve"> </w:t>
@@ -3479,10 +3708,7 @@
         </w:numPr>
       </w:pPr>
       <w:r>
-        <w:t xml:space="preserve">Chef de Labo </w:t>
-      </w:r>
-      <w:r>
-        <w:t>réceptionne une demande d’analyse</w:t>
+        <w:t>Chef de Labo réceptionne une demande d’analyse</w:t>
       </w:r>
     </w:p>
     <w:p>
@@ -3512,10 +3738,7 @@
         </w:numPr>
       </w:pPr>
       <w:r>
-        <w:t>Réceptionniste a</w:t>
-      </w:r>
-      <w:r>
-        <w:t>ssigne une demande en statut « </w:t>
+        <w:t>Réceptionniste assigne une demande en statut « </w:t>
       </w:r>
       <w:proofErr w:type="spellStart"/>
       <w:r>
@@ -3553,13 +3776,7 @@
         </w:numPr>
       </w:pPr>
       <w:r>
-        <w:t>Réceptionniste</w:t>
-      </w:r>
-      <w:r>
-        <w:t xml:space="preserve"> a</w:t>
-      </w:r>
-      <w:r>
-        <w:t>ssigne une demande en statut « Draft » à un laborantin</w:t>
+        <w:t>Réceptionniste assigne une demande en statut « Draft » à un laborantin</w:t>
       </w:r>
     </w:p>
     <w:p>
@@ -3619,10 +3836,7 @@
         </w:numPr>
       </w:pPr>
       <w:r>
-        <w:t xml:space="preserve">Utilisateur </w:t>
-      </w:r>
-      <w:r>
-        <w:t>assigne une demande à un laborantin</w:t>
+        <w:t>Utilisateur assigne une demande à un laborantin</w:t>
       </w:r>
     </w:p>
     <w:p>
@@ -3652,10 +3866,7 @@
         </w:numPr>
       </w:pPr>
       <w:r>
-        <w:t xml:space="preserve">Laborantin </w:t>
-      </w:r>
-      <w:r>
-        <w:t>assigne une demande à un laborantin</w:t>
+        <w:t>Laborantin assigne une demande à un laborantin</w:t>
       </w:r>
     </w:p>
     <w:p>
@@ -3685,10 +3896,7 @@
         </w:numPr>
       </w:pPr>
       <w:r>
-        <w:t xml:space="preserve">Chef de labo </w:t>
-      </w:r>
-      <w:r>
-        <w:t>assigne une demande à un laborantin</w:t>
+        <w:t>Chef de labo assigne une demande à un laborantin</w:t>
       </w:r>
     </w:p>
     <w:p>
@@ -3827,6 +4035,7 @@
         </w:numPr>
       </w:pPr>
       <w:r>
+        <w:lastRenderedPageBreak/>
         <w:t>Réceptionniste assigne une demande en statut « Draft » au chef de labo</w:t>
       </w:r>
     </w:p>
@@ -3895,7 +4104,6 @@
         </w:numPr>
       </w:pPr>
       <w:r>
-        <w:lastRenderedPageBreak/>
         <w:t>Réceptionniste assigne une demande en statut « Draft » à un compte utilisateur normal</w:t>
       </w:r>
     </w:p>
@@ -3926,10 +4134,7 @@
         </w:numPr>
       </w:pPr>
       <w:r>
-        <w:t>Réceptionniste</w:t>
-      </w:r>
-      <w:r>
-        <w:t xml:space="preserve"> Assigne une demande en statut « </w:t>
+        <w:t>Réceptionniste Assigne une demande en statut « </w:t>
       </w:r>
       <w:proofErr w:type="spellStart"/>
       <w:r>
@@ -4288,7 +4493,7 @@
         <w:rPr>
           <w:rFonts w:asciiTheme="minorHAnsi" w:hAnsiTheme="minorHAnsi"/>
         </w:rPr>
-        <w:t>LabChief</w:t>
+        <w:t>LabChef</w:t>
       </w:r>
       <w:proofErr w:type="spellEnd"/>
       <w:r>
@@ -4313,19 +4518,7 @@
         <w:rPr>
           <w:rFonts w:asciiTheme="minorHAnsi" w:hAnsiTheme="minorHAnsi"/>
         </w:rPr>
-        <w:t>Chef de labo</w:t>
-      </w:r>
-      <w:r>
-        <w:rPr>
-          <w:rFonts w:asciiTheme="minorHAnsi" w:hAnsiTheme="minorHAnsi"/>
-        </w:rPr>
-        <w:t xml:space="preserve"> </w:t>
-      </w:r>
-      <w:r>
-        <w:rPr>
-          <w:rFonts w:asciiTheme="minorHAnsi" w:hAnsiTheme="minorHAnsi"/>
-        </w:rPr>
-        <w:t>valide les résultats de l’analyse</w:t>
+        <w:t>Chef de labo valide les résultats de l’analyse</w:t>
       </w:r>
     </w:p>
     <w:p>
@@ -4484,13 +4677,7 @@
         <w:rPr>
           <w:rFonts w:asciiTheme="minorHAnsi" w:hAnsiTheme="minorHAnsi"/>
         </w:rPr>
-        <w:t xml:space="preserve">Laborantin </w:t>
-      </w:r>
-      <w:r>
-        <w:rPr>
-          <w:rFonts w:asciiTheme="minorHAnsi" w:hAnsiTheme="minorHAnsi"/>
-        </w:rPr>
-        <w:t>valide les résultats de l’analyse</w:t>
+        <w:t>Laborantin valide les résultats de l’analyse</w:t>
       </w:r>
     </w:p>
     <w:p>
@@ -4516,37 +4703,6 @@
     <w:p>
       <w:pPr>
         <w:pStyle w:val="font-claude-response-body"/>
-        <w:ind w:left="2496"/>
-        <w:rPr>
-          <w:rFonts w:asciiTheme="minorHAnsi" w:hAnsiTheme="minorHAnsi"/>
-          <w:highlight w:val="red"/>
-        </w:rPr>
-      </w:pPr>
-    </w:p>
-    <w:p>
-      <w:pPr>
-        <w:pStyle w:val="font-claude-response-body"/>
-        <w:ind w:left="2496"/>
-        <w:rPr>
-          <w:rFonts w:asciiTheme="minorHAnsi" w:hAnsiTheme="minorHAnsi"/>
-          <w:highlight w:val="red"/>
-        </w:rPr>
-      </w:pPr>
-    </w:p>
-    <w:p>
-      <w:pPr>
-        <w:pStyle w:val="font-claude-response-body"/>
-        <w:ind w:left="2496"/>
-        <w:rPr>
-          <w:rFonts w:asciiTheme="minorHAnsi" w:hAnsiTheme="minorHAnsi"/>
-          <w:highlight w:val="red"/>
-        </w:rPr>
-      </w:pPr>
-    </w:p>
-    <w:p>
-      <w:pPr>
-        <w:pStyle w:val="font-claude-response-body"/>
-        <w:ind w:left="2496"/>
         <w:rPr>
           <w:rFonts w:asciiTheme="minorHAnsi" w:hAnsiTheme="minorHAnsi"/>
           <w:highlight w:val="red"/>
@@ -4615,13 +4771,7 @@
         <w:rPr>
           <w:rFonts w:asciiTheme="minorHAnsi" w:hAnsiTheme="minorHAnsi"/>
         </w:rPr>
-        <w:t xml:space="preserve">Chef de labo </w:t>
-      </w:r>
-      <w:r>
-        <w:rPr>
-          <w:rFonts w:asciiTheme="minorHAnsi" w:hAnsiTheme="minorHAnsi"/>
-        </w:rPr>
-        <w:t>vérifie l’historique des analyses</w:t>
+        <w:t>Chef de labo vérifie l’historique des analyses</w:t>
       </w:r>
     </w:p>
     <w:p>
@@ -4795,6 +4945,24 @@
         </w:rPr>
         <w:t>Invalide</w:t>
       </w:r>
+    </w:p>
+    <w:p>
+      <w:pPr>
+        <w:pStyle w:val="font-claude-response-body"/>
+        <w:rPr>
+          <w:rFonts w:asciiTheme="minorHAnsi" w:hAnsiTheme="minorHAnsi"/>
+          <w:highlight w:val="red"/>
+        </w:rPr>
+      </w:pPr>
+    </w:p>
+    <w:p>
+      <w:pPr>
+        <w:pStyle w:val="font-claude-response-body"/>
+        <w:rPr>
+          <w:rFonts w:asciiTheme="minorHAnsi" w:hAnsiTheme="minorHAnsi"/>
+          <w:highlight w:val="red"/>
+        </w:rPr>
+      </w:pPr>
     </w:p>
     <w:sectPr>
       <w:footerReference w:type="default" r:id="rId9"/>
@@ -6833,6 +7001,7 @@
   <w:style w:type="character" w:default="1" w:styleId="Policepardfaut">
     <w:name w:val="Default Paragraph Font"/>
     <w:uiPriority w:val="1"/>
+    <w:semiHidden/>
     <w:unhideWhenUsed/>
   </w:style>
   <w:style w:type="table" w:default="1" w:styleId="TableauNormal">
@@ -7450,7 +7619,9 @@
     <w:rsidRoot w:val="00CD5C96"/>
     <w:rsid w:val="000D5497"/>
     <w:rsid w:val="0022665E"/>
+    <w:rsid w:val="002342A3"/>
     <w:rsid w:val="002A3563"/>
+    <w:rsid w:val="00384101"/>
     <w:rsid w:val="0054308A"/>
     <w:rsid w:val="009947F1"/>
     <w:rsid w:val="00C6729E"/>
